--- a/BackendDocsM$Word.docx
+++ b/BackendDocsM$Word.docx
@@ -4144,7 +4144,19 @@
         <w:rPr>
           <w:lang w:val="hu-HU"/>
         </w:rPr>
-        <w:t>1.2.9. Hibakezelés</w:t>
+        <w:t>1.2.</w:t>
+      </w:r>
+      <w:r>
+        <w:rPr>
+          <w:lang w:val="hu-HU"/>
+        </w:rPr>
+        <w:t>10</w:t>
+      </w:r>
+      <w:r>
+        <w:rPr>
+          <w:lang w:val="hu-HU"/>
+        </w:rPr>
+        <w:t>. Hibakezelés</w:t>
       </w:r>
     </w:p>
     <w:p>
@@ -4340,7 +4352,19 @@
         <w:rPr>
           <w:lang w:val="hu-HU"/>
         </w:rPr>
-        <w:t>1.2.10 Autentikáció</w:t>
+        <w:t>1.2.1</w:t>
+      </w:r>
+      <w:r>
+        <w:rPr>
+          <w:lang w:val="hu-HU"/>
+        </w:rPr>
+        <w:t>1</w:t>
+      </w:r>
+      <w:r>
+        <w:rPr>
+          <w:lang w:val="hu-HU"/>
+        </w:rPr>
+        <w:t xml:space="preserve"> Autentikáció</w:t>
       </w:r>
     </w:p>
     <w:p>
@@ -4361,7 +4385,19 @@
         <w:rPr>
           <w:lang w:val="hu-HU"/>
         </w:rPr>
-        <w:t>1.2.10.1 Védett utak</w:t>
+        <w:t>1.2.1</w:t>
+      </w:r>
+      <w:r>
+        <w:rPr>
+          <w:lang w:val="hu-HU"/>
+        </w:rPr>
+        <w:t>1</w:t>
+      </w:r>
+      <w:r>
+        <w:rPr>
+          <w:lang w:val="hu-HU"/>
+        </w:rPr>
+        <w:t>.1 Védett utak</w:t>
       </w:r>
     </w:p>
     <w:p>
@@ -4499,7 +4535,19 @@
         <w:rPr>
           <w:lang w:val="hu-HU"/>
         </w:rPr>
-        <w:t>1.2.11. Authorizáció</w:t>
+        <w:t>1.2.1</w:t>
+      </w:r>
+      <w:r>
+        <w:rPr>
+          <w:lang w:val="hu-HU"/>
+        </w:rPr>
+        <w:t>2</w:t>
+      </w:r>
+      <w:r>
+        <w:rPr>
+          <w:lang w:val="hu-HU"/>
+        </w:rPr>
+        <w:t>. Authorizáció</w:t>
       </w:r>
     </w:p>
     <w:p>
@@ -7366,7 +7414,7 @@
         <w:docPartGallery w:val="Page Numbers (Bottom of Page)"/>
         <w:docPartUnique w:val="true"/>
       </w:docPartObj>
-      <w:id w:val="183222764"/>
+      <w:id w:val="1321269904"/>
     </w:sdtPr>
     <w:sdtContent>
       <w:p>
